--- a/06-学生侧材料/讲义/结构化学/超分子化学.docx
+++ b/06-学生侧材料/讲义/结构化学/超分子化学.docx
@@ -3,6 +3,101 @@
 <w:document xmlns:w="http://schemas.openxmlformats.org/wordprocessingml/2006/main" xmlns:m="http://schemas.openxmlformats.org/officeDocument/2006/math" xmlns:r="http://schemas.openxmlformats.org/officeDocument/2006/relationships" xmlns:o="urn:schemas-microsoft-com:office:office" xmlns:v="urn:schemas-microsoft-com:vml" xmlns:w10="urn:schemas-microsoft-com:office:word" xmlns:a="http://schemas.openxmlformats.org/drawingml/2006/main" xmlns:pic="http://schemas.openxmlformats.org/drawingml/2006/picture" xmlns:wp="http://schemas.openxmlformats.org/drawingml/2006/wordprocessingDrawing">
   <w:body>
     <w:bookmarkStart w:id="51" w:name="超分子化学"/>
+    <w:p>
+      <w:pPr>
+        <w:spacing w:after="1800" w:before="1200" w:line="276" w:lineRule="auto"/>
+        <w:jc w:val="center"/>
+      </w:pPr>
+    </w:p>
+    <w:p>
+      <w:pPr>
+        <w:spacing w:after="320" w:before="0" w:line="276" w:lineRule="auto"/>
+        <w:jc w:val="center"/>
+      </w:pPr>
+      <w:r>
+        <w:rPr>
+          <w:rFonts w:ascii="Times New Roman" w:hAnsi="Times New Roman" w:eastAsia="SimHei" w:cs="Times New Roman"/>
+          <w:b/>
+          <w:color w:val="17324D"/>
+          <w:sz w:val="64"/>
+        </w:rPr>
+        <w:t>化学竞赛习题册</w:t>
+      </w:r>
+    </w:p>
+    <w:p>
+      <w:pPr>
+        <w:spacing w:after="120" w:before="0" w:line="276" w:lineRule="auto"/>
+        <w:jc w:val="center"/>
+      </w:pPr>
+      <w:r>
+        <w:rPr>
+          <w:rFonts w:ascii="Times New Roman" w:hAnsi="Times New Roman" w:eastAsia="SimHei" w:cs="Times New Roman"/>
+          <w:b w:val="0"/>
+          <w:color w:val="5B6975"/>
+          <w:sz w:val="32"/>
+        </w:rPr>
+        <w:t>结构化学</w:t>
+      </w:r>
+    </w:p>
+    <w:p>
+      <w:pPr>
+        <w:spacing w:after="600" w:before="0" w:line="276" w:lineRule="auto"/>
+        <w:jc w:val="center"/>
+      </w:pPr>
+      <w:r>
+        <w:rPr>
+          <w:rFonts w:ascii="Times New Roman" w:hAnsi="Times New Roman" w:eastAsia="SimHei" w:cs="Times New Roman"/>
+          <w:b/>
+          <w:color w:val="17324D"/>
+          <w:sz w:val="44"/>
+        </w:rPr>
+        <w:t>超分子化学</w:t>
+      </w:r>
+    </w:p>
+    <w:p>
+      <w:pPr>
+        <w:spacing w:after="600" w:before="120" w:line="276" w:lineRule="auto"/>
+        <w:jc w:val="center"/>
+        <w:pBdr>
+          <w:bottom w:val="single" w:sz="8" w:space="4" w:color="4A6577"/>
+        </w:pBdr>
+      </w:pPr>
+    </w:p>
+    <w:p>
+      <w:pPr>
+        <w:spacing w:after="160" w:before="0" w:line="276" w:lineRule="auto"/>
+        <w:jc w:val="center"/>
+      </w:pPr>
+      <w:r>
+        <w:rPr>
+          <w:rFonts w:ascii="Times New Roman" w:hAnsi="Times New Roman" w:eastAsia="FangSong" w:cs="Times New Roman"/>
+          <w:b w:val="0"/>
+          <w:color w:val="5B6975"/>
+          <w:sz w:val="24"/>
+        </w:rPr>
+        <w:t>日期</w:t>
+      </w:r>
+      <w:r>
+        <w:rPr>
+          <w:rFonts w:ascii="Times New Roman" w:hAnsi="Times New Roman" w:eastAsia="Times New Roman" w:cs="Times New Roman"/>
+          <w:b w:val="0"/>
+          <w:color w:val="5B6975"/>
+          <w:sz w:val="24"/>
+        </w:rPr>
+        <w:t>：2026-09-10</w:t>
+      </w:r>
+    </w:p>
+    <w:p>
+      <w:pPr>
+        <w:jc w:val="center"/>
+      </w:pPr>
+      <w:r>
+        <w:rPr>
+          <w:rFonts w:ascii="Times New Roman" w:hAnsi="Times New Roman" w:eastAsia="Times New Roman" w:cs="Times New Roman"/>
+        </w:rPr>
+        <w:br w:type="page"/>
+      </w:r>
+    </w:p>
     <w:p>
       <w:pPr>
         <w:pStyle w:val="Heading1"/>

--- a/06-学生侧材料/讲义/结构化学/超分子化学.docx
+++ b/06-学生侧材料/讲义/结构化学/超分子化学.docx
@@ -3,101 +3,6 @@
 <w:document xmlns:w="http://schemas.openxmlformats.org/wordprocessingml/2006/main" xmlns:m="http://schemas.openxmlformats.org/officeDocument/2006/math" xmlns:r="http://schemas.openxmlformats.org/officeDocument/2006/relationships" xmlns:o="urn:schemas-microsoft-com:office:office" xmlns:v="urn:schemas-microsoft-com:vml" xmlns:w10="urn:schemas-microsoft-com:office:word" xmlns:a="http://schemas.openxmlformats.org/drawingml/2006/main" xmlns:pic="http://schemas.openxmlformats.org/drawingml/2006/picture" xmlns:wp="http://schemas.openxmlformats.org/drawingml/2006/wordprocessingDrawing">
   <w:body>
     <w:bookmarkStart w:id="51" w:name="超分子化学"/>
-    <w:p>
-      <w:pPr>
-        <w:spacing w:after="1800" w:before="1200" w:line="276" w:lineRule="auto"/>
-        <w:jc w:val="center"/>
-      </w:pPr>
-    </w:p>
-    <w:p>
-      <w:pPr>
-        <w:spacing w:after="320" w:before="0" w:line="276" w:lineRule="auto"/>
-        <w:jc w:val="center"/>
-      </w:pPr>
-      <w:r>
-        <w:rPr>
-          <w:rFonts w:ascii="Times New Roman" w:hAnsi="Times New Roman" w:eastAsia="SimHei" w:cs="Times New Roman"/>
-          <w:b/>
-          <w:color w:val="17324D"/>
-          <w:sz w:val="64"/>
-        </w:rPr>
-        <w:t>化学竞赛习题册</w:t>
-      </w:r>
-    </w:p>
-    <w:p>
-      <w:pPr>
-        <w:spacing w:after="120" w:before="0" w:line="276" w:lineRule="auto"/>
-        <w:jc w:val="center"/>
-      </w:pPr>
-      <w:r>
-        <w:rPr>
-          <w:rFonts w:ascii="Times New Roman" w:hAnsi="Times New Roman" w:eastAsia="SimHei" w:cs="Times New Roman"/>
-          <w:b w:val="0"/>
-          <w:color w:val="5B6975"/>
-          <w:sz w:val="32"/>
-        </w:rPr>
-        <w:t>结构化学</w:t>
-      </w:r>
-    </w:p>
-    <w:p>
-      <w:pPr>
-        <w:spacing w:after="600" w:before="0" w:line="276" w:lineRule="auto"/>
-        <w:jc w:val="center"/>
-      </w:pPr>
-      <w:r>
-        <w:rPr>
-          <w:rFonts w:ascii="Times New Roman" w:hAnsi="Times New Roman" w:eastAsia="SimHei" w:cs="Times New Roman"/>
-          <w:b/>
-          <w:color w:val="17324D"/>
-          <w:sz w:val="44"/>
-        </w:rPr>
-        <w:t>超分子化学</w:t>
-      </w:r>
-    </w:p>
-    <w:p>
-      <w:pPr>
-        <w:spacing w:after="600" w:before="120" w:line="276" w:lineRule="auto"/>
-        <w:jc w:val="center"/>
-        <w:pBdr>
-          <w:bottom w:val="single" w:sz="8" w:space="4" w:color="4A6577"/>
-        </w:pBdr>
-      </w:pPr>
-    </w:p>
-    <w:p>
-      <w:pPr>
-        <w:spacing w:after="160" w:before="0" w:line="276" w:lineRule="auto"/>
-        <w:jc w:val="center"/>
-      </w:pPr>
-      <w:r>
-        <w:rPr>
-          <w:rFonts w:ascii="Times New Roman" w:hAnsi="Times New Roman" w:eastAsia="FangSong" w:cs="Times New Roman"/>
-          <w:b w:val="0"/>
-          <w:color w:val="5B6975"/>
-          <w:sz w:val="24"/>
-        </w:rPr>
-        <w:t>日期</w:t>
-      </w:r>
-      <w:r>
-        <w:rPr>
-          <w:rFonts w:ascii="Times New Roman" w:hAnsi="Times New Roman" w:eastAsia="Times New Roman" w:cs="Times New Roman"/>
-          <w:b w:val="0"/>
-          <w:color w:val="5B6975"/>
-          <w:sz w:val="24"/>
-        </w:rPr>
-        <w:t>：2026-09-10</w:t>
-      </w:r>
-    </w:p>
-    <w:p>
-      <w:pPr>
-        <w:jc w:val="center"/>
-      </w:pPr>
-      <w:r>
-        <w:rPr>
-          <w:rFonts w:ascii="Times New Roman" w:hAnsi="Times New Roman" w:eastAsia="Times New Roman" w:cs="Times New Roman"/>
-        </w:rPr>
-        <w:br w:type="page"/>
-      </w:r>
-    </w:p>
     <w:p>
       <w:pPr>
         <w:pStyle w:val="Heading1"/>
@@ -3576,32 +3481,40 @@
               <w:pStyle w:val="Compact"/>
               <w:jc w:val="center"/>
             </w:pPr>
+            <m:oMath>
+              <m:sSup>
+                <m:e>
+                  <m:r>
+                    <m:t>10</m:t>
+                  </m:r>
+                </m:e>
+                <m:sup>
+                  <m:r>
+                    <m:t>2</m:t>
+                  </m:r>
+                </m:sup>
+              </m:sSup>
+            </m:oMath>
             <w:r>
               <w:rPr>
                 <w:rFonts w:ascii="Times New Roman" w:hAnsi="Times New Roman" w:eastAsia="Times New Roman" w:cs="Times New Roman"/>
               </w:rPr>
-              <w:t>10</w:t>
-            </w:r>
-            <w:r>
-              <w:rPr>
-                <w:rFonts w:ascii="Times New Roman" w:hAnsi="Times New Roman" w:eastAsia="Times New Roman" w:cs="Times New Roman"/>
-                <w:vertAlign w:val="superscript"/>
-              </w:rPr>
-              <w:t>2</w:t>
-            </w:r>
-            <w:r>
-              <w:rPr>
-                <w:rFonts w:ascii="Times New Roman" w:hAnsi="Times New Roman" w:eastAsia="Times New Roman" w:cs="Times New Roman"/>
-              </w:rPr>
-              <w:t>–10</w:t>
-            </w:r>
-            <w:r>
-              <w:rPr>
-                <w:rFonts w:ascii="Times New Roman" w:hAnsi="Times New Roman" w:eastAsia="Times New Roman" w:cs="Times New Roman"/>
-                <w:vertAlign w:val="superscript"/>
-              </w:rPr>
-              <w:t>3</w:t>
-            </w:r>
+              <w:t xml:space="preserve">–</w:t>
+            </w:r>
+            <m:oMath>
+              <m:sSup>
+                <m:e>
+                  <m:r>
+                    <m:t>10</m:t>
+                  </m:r>
+                </m:e>
+                <m:sup>
+                  <m:r>
+                    <m:t>3</m:t>
+                  </m:r>
+                </m:sup>
+              </m:sSup>
+            </m:oMath>
           </w:p>
         </w:tc>
       </w:tr>
@@ -3708,32 +3621,40 @@
               <w:pStyle w:val="Compact"/>
               <w:jc w:val="center"/>
             </w:pPr>
+            <m:oMath>
+              <m:sSup>
+                <m:e>
+                  <m:r>
+                    <m:t>10</m:t>
+                  </m:r>
+                </m:e>
+                <m:sup>
+                  <m:r>
+                    <m:t>2</m:t>
+                  </m:r>
+                </m:sup>
+              </m:sSup>
+            </m:oMath>
             <w:r>
               <w:rPr>
                 <w:rFonts w:ascii="Times New Roman" w:hAnsi="Times New Roman" w:eastAsia="Times New Roman" w:cs="Times New Roman"/>
               </w:rPr>
-              <w:t>10</w:t>
-            </w:r>
-            <w:r>
-              <w:rPr>
-                <w:rFonts w:ascii="Times New Roman" w:hAnsi="Times New Roman" w:eastAsia="Times New Roman" w:cs="Times New Roman"/>
-                <w:vertAlign w:val="superscript"/>
-              </w:rPr>
-              <w:t>2</w:t>
-            </w:r>
-            <w:r>
-              <w:rPr>
-                <w:rFonts w:ascii="Times New Roman" w:hAnsi="Times New Roman" w:eastAsia="Times New Roman" w:cs="Times New Roman"/>
-              </w:rPr>
-              <w:t>–10</w:t>
-            </w:r>
-            <w:r>
-              <w:rPr>
-                <w:rFonts w:ascii="Times New Roman" w:hAnsi="Times New Roman" w:eastAsia="Times New Roman" w:cs="Times New Roman"/>
-                <w:vertAlign w:val="superscript"/>
-              </w:rPr>
-              <w:t>4</w:t>
-            </w:r>
+              <w:t xml:space="preserve">–</w:t>
+            </w:r>
+            <m:oMath>
+              <m:sSup>
+                <m:e>
+                  <m:r>
+                    <m:t>10</m:t>
+                  </m:r>
+                </m:e>
+                <m:sup>
+                  <m:r>
+                    <m:t>4</m:t>
+                  </m:r>
+                </m:sup>
+              </m:sSup>
+            </m:oMath>
           </w:p>
         </w:tc>
       </w:tr>
@@ -3804,32 +3725,40 @@
               <w:pStyle w:val="Compact"/>
               <w:jc w:val="center"/>
             </w:pPr>
+            <m:oMath>
+              <m:sSup>
+                <m:e>
+                  <m:r>
+                    <m:t>10</m:t>
+                  </m:r>
+                </m:e>
+                <m:sup>
+                  <m:r>
+                    <m:t>4</m:t>
+                  </m:r>
+                </m:sup>
+              </m:sSup>
+            </m:oMath>
             <w:r>
               <w:rPr>
                 <w:rFonts w:ascii="Times New Roman" w:hAnsi="Times New Roman" w:eastAsia="Times New Roman" w:cs="Times New Roman"/>
               </w:rPr>
-              <w:t>10</w:t>
-            </w:r>
-            <w:r>
-              <w:rPr>
-                <w:rFonts w:ascii="Times New Roman" w:hAnsi="Times New Roman" w:eastAsia="Times New Roman" w:cs="Times New Roman"/>
-                <w:vertAlign w:val="superscript"/>
-              </w:rPr>
-              <w:t>4</w:t>
-            </w:r>
-            <w:r>
-              <w:rPr>
-                <w:rFonts w:ascii="Times New Roman" w:hAnsi="Times New Roman" w:eastAsia="Times New Roman" w:cs="Times New Roman"/>
-              </w:rPr>
-              <w:t>–10</w:t>
-            </w:r>
-            <w:r>
-              <w:rPr>
-                <w:rFonts w:ascii="Times New Roman" w:hAnsi="Times New Roman" w:eastAsia="Times New Roman" w:cs="Times New Roman"/>
-                <w:vertAlign w:val="superscript"/>
-              </w:rPr>
-              <w:t>6</w:t>
-            </w:r>
+              <w:t xml:space="preserve">–</w:t>
+            </w:r>
+            <m:oMath>
+              <m:sSup>
+                <m:e>
+                  <m:r>
+                    <m:t>10</m:t>
+                  </m:r>
+                </m:e>
+                <m:sup>
+                  <m:r>
+                    <m:t>6</m:t>
+                  </m:r>
+                </m:sup>
+              </m:sSup>
+            </m:oMath>
           </w:p>
         </w:tc>
       </w:tr>
@@ -4036,32 +3965,40 @@
               <w:pStyle w:val="Compact"/>
               <w:jc w:val="center"/>
             </w:pPr>
+            <m:oMath>
+              <m:sSup>
+                <m:e>
+                  <m:r>
+                    <m:t>10</m:t>
+                  </m:r>
+                </m:e>
+                <m:sup>
+                  <m:r>
+                    <m:t>2</m:t>
+                  </m:r>
+                </m:sup>
+              </m:sSup>
+            </m:oMath>
             <w:r>
               <w:rPr>
                 <w:rFonts w:ascii="Times New Roman" w:hAnsi="Times New Roman" w:eastAsia="Times New Roman" w:cs="Times New Roman"/>
               </w:rPr>
-              <w:t>10</w:t>
-            </w:r>
-            <w:r>
-              <w:rPr>
-                <w:rFonts w:ascii="Times New Roman" w:hAnsi="Times New Roman" w:eastAsia="Times New Roman" w:cs="Times New Roman"/>
-                <w:vertAlign w:val="superscript"/>
-              </w:rPr>
-              <w:t>2</w:t>
-            </w:r>
-            <w:r>
-              <w:rPr>
-                <w:rFonts w:ascii="Times New Roman" w:hAnsi="Times New Roman" w:eastAsia="Times New Roman" w:cs="Times New Roman"/>
-              </w:rPr>
-              <w:t>–10</w:t>
-            </w:r>
-            <w:r>
-              <w:rPr>
-                <w:rFonts w:ascii="Times New Roman" w:hAnsi="Times New Roman" w:eastAsia="Times New Roman" w:cs="Times New Roman"/>
-                <w:vertAlign w:val="superscript"/>
-              </w:rPr>
-              <w:t>4</w:t>
-            </w:r>
+              <w:t xml:space="preserve">–</w:t>
+            </w:r>
+            <m:oMath>
+              <m:sSup>
+                <m:e>
+                  <m:r>
+                    <m:t>10</m:t>
+                  </m:r>
+                </m:e>
+                <m:sup>
+                  <m:r>
+                    <m:t>4</m:t>
+                  </m:r>
+                </m:sup>
+              </m:sSup>
+            </m:oMath>
           </w:p>
         </w:tc>
         <w:tc>
@@ -4127,32 +4064,40 @@
               <w:pStyle w:val="Compact"/>
               <w:jc w:val="center"/>
             </w:pPr>
+            <m:oMath>
+              <m:sSup>
+                <m:e>
+                  <m:r>
+                    <m:t>10</m:t>
+                  </m:r>
+                </m:e>
+                <m:sup>
+                  <m:r>
+                    <m:t>4</m:t>
+                  </m:r>
+                </m:sup>
+              </m:sSup>
+            </m:oMath>
             <w:r>
               <w:rPr>
                 <w:rFonts w:ascii="Times New Roman" w:hAnsi="Times New Roman" w:eastAsia="Times New Roman" w:cs="Times New Roman"/>
               </w:rPr>
-              <w:t>10</w:t>
-            </w:r>
-            <w:r>
-              <w:rPr>
-                <w:rFonts w:ascii="Times New Roman" w:hAnsi="Times New Roman" w:eastAsia="Times New Roman" w:cs="Times New Roman"/>
-                <w:vertAlign w:val="superscript"/>
-              </w:rPr>
-              <w:t>4</w:t>
-            </w:r>
-            <w:r>
-              <w:rPr>
-                <w:rFonts w:ascii="Times New Roman" w:hAnsi="Times New Roman" w:eastAsia="Times New Roman" w:cs="Times New Roman"/>
-              </w:rPr>
-              <w:t>–10</w:t>
-            </w:r>
-            <w:r>
-              <w:rPr>
-                <w:rFonts w:ascii="Times New Roman" w:hAnsi="Times New Roman" w:eastAsia="Times New Roman" w:cs="Times New Roman"/>
-                <w:vertAlign w:val="superscript"/>
-              </w:rPr>
-              <w:t>6</w:t>
-            </w:r>
+              <w:t xml:space="preserve">–</w:t>
+            </w:r>
+            <m:oMath>
+              <m:sSup>
+                <m:e>
+                  <m:r>
+                    <m:t>10</m:t>
+                  </m:r>
+                </m:e>
+                <m:sup>
+                  <m:r>
+                    <m:t>6</m:t>
+                  </m:r>
+                </m:sup>
+              </m:sSup>
+            </m:oMath>
           </w:p>
         </w:tc>
         <w:tc>
@@ -4218,32 +4163,40 @@
               <w:pStyle w:val="Compact"/>
               <w:jc w:val="center"/>
             </w:pPr>
+            <m:oMath>
+              <m:sSup>
+                <m:e>
+                  <m:r>
+                    <m:t>10</m:t>
+                  </m:r>
+                </m:e>
+                <m:sup>
+                  <m:r>
+                    <m:t>6</m:t>
+                  </m:r>
+                </m:sup>
+              </m:sSup>
+            </m:oMath>
             <w:r>
               <w:rPr>
                 <w:rFonts w:ascii="Times New Roman" w:hAnsi="Times New Roman" w:eastAsia="Times New Roman" w:cs="Times New Roman"/>
               </w:rPr>
-              <w:t>10</w:t>
-            </w:r>
-            <w:r>
-              <w:rPr>
-                <w:rFonts w:ascii="Times New Roman" w:hAnsi="Times New Roman" w:eastAsia="Times New Roman" w:cs="Times New Roman"/>
-                <w:vertAlign w:val="superscript"/>
-              </w:rPr>
-              <w:t>6</w:t>
-            </w:r>
-            <w:r>
-              <w:rPr>
-                <w:rFonts w:ascii="Times New Roman" w:hAnsi="Times New Roman" w:eastAsia="Times New Roman" w:cs="Times New Roman"/>
-              </w:rPr>
-              <w:t>–10</w:t>
-            </w:r>
-            <w:r>
-              <w:rPr>
-                <w:rFonts w:ascii="Times New Roman" w:hAnsi="Times New Roman" w:eastAsia="Times New Roman" w:cs="Times New Roman"/>
-                <w:vertAlign w:val="superscript"/>
-              </w:rPr>
-              <w:t>10</w:t>
-            </w:r>
+              <w:t xml:space="preserve">–</w:t>
+            </w:r>
+            <m:oMath>
+              <m:sSup>
+                <m:e>
+                  <m:r>
+                    <m:t>10</m:t>
+                  </m:r>
+                </m:e>
+                <m:sup>
+                  <m:r>
+                    <m:t>10</m:t>
+                  </m:r>
+                </m:sup>
+              </m:sSup>
+            </m:oMath>
           </w:p>
         </w:tc>
         <w:tc>
@@ -6014,28 +5967,42 @@
         <w:rPr>
           <w:rFonts w:ascii="Times New Roman" w:hAnsi="Times New Roman" w:eastAsia="Times New Roman" w:cs="Times New Roman"/>
         </w:rPr>
-        <w:t xml:space="preserve"> 10</w:t>
-      </w:r>
-      <w:r>
-        <w:rPr>
-          <w:rFonts w:ascii="Times New Roman" w:hAnsi="Times New Roman" w:eastAsia="Times New Roman" w:cs="Times New Roman"/>
-          <w:vertAlign w:val="superscript"/>
-        </w:rPr>
-        <w:t>2</w:t>
-      </w:r>
-      <w:r>
-        <w:rPr>
-          <w:rFonts w:ascii="Times New Roman" w:hAnsi="Times New Roman" w:eastAsia="Times New Roman" w:cs="Times New Roman"/>
-        </w:rPr>
-        <w:t>–10</w:t>
-      </w:r>
-      <w:r>
-        <w:rPr>
-          <w:rFonts w:ascii="Times New Roman" w:hAnsi="Times New Roman" w:eastAsia="Times New Roman" w:cs="Times New Roman"/>
-          <w:vertAlign w:val="superscript"/>
-        </w:rPr>
-        <w:t>4</w:t>
-      </w:r>
+        <w:t xml:space="preserve"> </w:t>
+      </w:r>
+      <m:oMath>
+        <m:sSup>
+          <m:e>
+            <m:r>
+              <m:t>10</m:t>
+            </m:r>
+          </m:e>
+          <m:sup>
+            <m:r>
+              <m:t>2</m:t>
+            </m:r>
+          </m:sup>
+        </m:sSup>
+      </m:oMath>
+      <w:r>
+        <w:rPr>
+          <w:rFonts w:ascii="Times New Roman" w:hAnsi="Times New Roman" w:eastAsia="Times New Roman" w:cs="Times New Roman"/>
+        </w:rPr>
+        <w:t xml:space="preserve">–</w:t>
+      </w:r>
+      <m:oMath>
+        <m:sSup>
+          <m:e>
+            <m:r>
+              <m:t>10</m:t>
+            </m:r>
+          </m:e>
+          <m:sup>
+            <m:r>
+              <m:t>4</m:t>
+            </m:r>
+          </m:sup>
+        </m:sSup>
+      </m:oMath>
       <w:r>
         <w:rPr>
           <w:rFonts w:ascii="Times New Roman" w:hAnsi="Times New Roman" w:eastAsia="Times New Roman" w:cs="Times New Roman"/>
@@ -18300,28 +18267,42 @@
         <w:rPr>
           <w:rFonts w:ascii="Times New Roman" w:hAnsi="Times New Roman" w:eastAsia="Times New Roman" w:cs="Times New Roman"/>
         </w:rPr>
-        <w:t xml:space="preserve"> 10</w:t>
-      </w:r>
-      <w:r>
-        <w:rPr>
-          <w:rFonts w:ascii="Times New Roman" w:hAnsi="Times New Roman" w:eastAsia="Times New Roman" w:cs="Times New Roman"/>
-          <w:vertAlign w:val="superscript"/>
-        </w:rPr>
-        <w:t>2</w:t>
-      </w:r>
-      <w:r>
-        <w:rPr>
-          <w:rFonts w:ascii="Times New Roman" w:hAnsi="Times New Roman" w:eastAsia="Times New Roman" w:cs="Times New Roman"/>
-        </w:rPr>
-        <w:t>–10</w:t>
-      </w:r>
-      <w:r>
-        <w:rPr>
-          <w:rFonts w:ascii="Times New Roman" w:hAnsi="Times New Roman" w:eastAsia="Times New Roman" w:cs="Times New Roman"/>
-          <w:vertAlign w:val="superscript"/>
-        </w:rPr>
-        <w:t>3</w:t>
-      </w:r>
+        <w:t xml:space="preserve"> </w:t>
+      </w:r>
+      <m:oMath>
+        <m:sSup>
+          <m:e>
+            <m:r>
+              <m:t>10</m:t>
+            </m:r>
+          </m:e>
+          <m:sup>
+            <m:r>
+              <m:t>2</m:t>
+            </m:r>
+          </m:sup>
+        </m:sSup>
+      </m:oMath>
+      <w:r>
+        <w:rPr>
+          <w:rFonts w:ascii="Times New Roman" w:hAnsi="Times New Roman" w:eastAsia="Times New Roman" w:cs="Times New Roman"/>
+        </w:rPr>
+        <w:t xml:space="preserve">–</w:t>
+      </w:r>
+      <m:oMath>
+        <m:sSup>
+          <m:e>
+            <m:r>
+              <m:t>10</m:t>
+            </m:r>
+          </m:e>
+          <m:sup>
+            <m:r>
+              <m:t>3</m:t>
+            </m:r>
+          </m:sup>
+        </m:sSup>
+      </m:oMath>
       <w:r>
         <w:rPr>
           <w:rFonts w:ascii="Times New Roman" w:hAnsi="Times New Roman" w:eastAsia="Times New Roman" w:cs="Times New Roman"/>
@@ -18421,28 +18402,42 @@
         <w:rPr>
           <w:rFonts w:ascii="Times New Roman" w:hAnsi="Times New Roman" w:eastAsia="Times New Roman" w:cs="Times New Roman"/>
         </w:rPr>
-        <w:t xml:space="preserve"> 10</w:t>
-      </w:r>
-      <w:r>
-        <w:rPr>
-          <w:rFonts w:ascii="Times New Roman" w:hAnsi="Times New Roman" w:eastAsia="Times New Roman" w:cs="Times New Roman"/>
-          <w:vertAlign w:val="superscript"/>
-        </w:rPr>
-        <w:t>2</w:t>
-      </w:r>
-      <w:r>
-        <w:rPr>
-          <w:rFonts w:ascii="Times New Roman" w:hAnsi="Times New Roman" w:eastAsia="Times New Roman" w:cs="Times New Roman"/>
-        </w:rPr>
-        <w:t>–10</w:t>
-      </w:r>
-      <w:r>
-        <w:rPr>
-          <w:rFonts w:ascii="Times New Roman" w:hAnsi="Times New Roman" w:eastAsia="Times New Roman" w:cs="Times New Roman"/>
-          <w:vertAlign w:val="superscript"/>
-        </w:rPr>
-        <w:t>4</w:t>
-      </w:r>
+        <w:t xml:space="preserve"> </w:t>
+      </w:r>
+      <m:oMath>
+        <m:sSup>
+          <m:e>
+            <m:r>
+              <m:t>10</m:t>
+            </m:r>
+          </m:e>
+          <m:sup>
+            <m:r>
+              <m:t>2</m:t>
+            </m:r>
+          </m:sup>
+        </m:sSup>
+      </m:oMath>
+      <w:r>
+        <w:rPr>
+          <w:rFonts w:ascii="Times New Roman" w:hAnsi="Times New Roman" w:eastAsia="Times New Roman" w:cs="Times New Roman"/>
+        </w:rPr>
+        <w:t xml:space="preserve">–</w:t>
+      </w:r>
+      <m:oMath>
+        <m:sSup>
+          <m:e>
+            <m:r>
+              <m:t>10</m:t>
+            </m:r>
+          </m:e>
+          <m:sup>
+            <m:r>
+              <m:t>4</m:t>
+            </m:r>
+          </m:sup>
+        </m:sSup>
+      </m:oMath>
       <w:r>
         <w:rPr>
           <w:rFonts w:ascii="Times New Roman" w:hAnsi="Times New Roman" w:eastAsia="Times New Roman" w:cs="Times New Roman"/>
@@ -18566,28 +18561,42 @@
         <w:rPr>
           <w:rFonts w:ascii="Times New Roman" w:hAnsi="Times New Roman" w:eastAsia="Times New Roman" w:cs="Times New Roman"/>
         </w:rPr>
-        <w:t xml:space="preserve"> 10</w:t>
-      </w:r>
-      <w:r>
-        <w:rPr>
-          <w:rFonts w:ascii="Times New Roman" w:hAnsi="Times New Roman" w:eastAsia="Times New Roman" w:cs="Times New Roman"/>
-          <w:vertAlign w:val="superscript"/>
-        </w:rPr>
-        <w:t>4</w:t>
-      </w:r>
-      <w:r>
-        <w:rPr>
-          <w:rFonts w:ascii="Times New Roman" w:hAnsi="Times New Roman" w:eastAsia="Times New Roman" w:cs="Times New Roman"/>
-        </w:rPr>
-        <w:t>–10</w:t>
-      </w:r>
-      <w:r>
-        <w:rPr>
-          <w:rFonts w:ascii="Times New Roman" w:hAnsi="Times New Roman" w:eastAsia="Times New Roman" w:cs="Times New Roman"/>
-          <w:vertAlign w:val="superscript"/>
-        </w:rPr>
-        <w:t>6</w:t>
-      </w:r>
+        <w:t xml:space="preserve"> </w:t>
+      </w:r>
+      <m:oMath>
+        <m:sSup>
+          <m:e>
+            <m:r>
+              <m:t>10</m:t>
+            </m:r>
+          </m:e>
+          <m:sup>
+            <m:r>
+              <m:t>4</m:t>
+            </m:r>
+          </m:sup>
+        </m:sSup>
+      </m:oMath>
+      <w:r>
+        <w:rPr>
+          <w:rFonts w:ascii="Times New Roman" w:hAnsi="Times New Roman" w:eastAsia="Times New Roman" w:cs="Times New Roman"/>
+        </w:rPr>
+        <w:t xml:space="preserve">–</w:t>
+      </w:r>
+      <m:oMath>
+        <m:sSup>
+          <m:e>
+            <m:r>
+              <m:t>10</m:t>
+            </m:r>
+          </m:e>
+          <m:sup>
+            <m:r>
+              <m:t>6</m:t>
+            </m:r>
+          </m:sup>
+        </m:sSup>
+      </m:oMath>
       <w:r>
         <w:rPr>
           <w:rFonts w:ascii="Times New Roman" w:hAnsi="Times New Roman" w:eastAsia="Times New Roman" w:cs="Times New Roman"/>
@@ -22915,33 +22924,47 @@
         <w:rPr>
           <w:rFonts w:ascii="Times New Roman" w:hAnsi="Times New Roman" w:eastAsia="Times New Roman" w:cs="Times New Roman"/>
         </w:rPr>
-        <w:t xml:space="preserve"> 10</w:t>
-      </w:r>
-      <w:r>
-        <w:rPr>
-          <w:rFonts w:ascii="Times New Roman" w:hAnsi="Times New Roman" w:eastAsia="Times New Roman" w:cs="Times New Roman"/>
-          <w:vertAlign w:val="superscript"/>
-        </w:rPr>
-        <w:t>2</w:t>
-      </w:r>
-      <w:r>
-        <w:rPr>
-          <w:rFonts w:ascii="Times New Roman" w:hAnsi="Times New Roman" w:eastAsia="Times New Roman" w:cs="Times New Roman"/>
-        </w:rPr>
-        <w:t>–10</w:t>
-      </w:r>
-      <w:r>
-        <w:rPr>
-          <w:rFonts w:ascii="Times New Roman" w:hAnsi="Times New Roman" w:eastAsia="Times New Roman" w:cs="Times New Roman"/>
-          <w:vertAlign w:val="superscript"/>
-        </w:rPr>
-        <w:t>4</w:t>
-      </w:r>
-      <w:r>
-        <w:rPr>
-          <w:rFonts w:ascii="Times New Roman" w:hAnsi="Times New Roman" w:eastAsia="Times New Roman" w:cs="Times New Roman"/>
-        </w:rPr>
-        <w:t>。</w:t>
+        <w:t xml:space="preserve"> </w:t>
+      </w:r>
+      <m:oMath>
+        <m:sSup>
+          <m:e>
+            <m:r>
+              <m:t>10</m:t>
+            </m:r>
+          </m:e>
+          <m:sup>
+            <m:r>
+              <m:t>2</m:t>
+            </m:r>
+          </m:sup>
+        </m:sSup>
+      </m:oMath>
+      <w:r>
+        <w:rPr>
+          <w:rFonts w:ascii="Times New Roman" w:hAnsi="Times New Roman" w:eastAsia="Times New Roman" w:cs="Times New Roman"/>
+        </w:rPr>
+        <w:t xml:space="preserve">–</w:t>
+      </w:r>
+      <m:oMath>
+        <m:sSup>
+          <m:e>
+            <m:r>
+              <m:t>10</m:t>
+            </m:r>
+          </m:e>
+          <m:sup>
+            <m:r>
+              <m:t>4</m:t>
+            </m:r>
+          </m:sup>
+        </m:sSup>
+      </m:oMath>
+      <w:r>
+        <w:rPr>
+          <w:rFonts w:ascii="Times New Roman" w:hAnsi="Times New Roman" w:eastAsia="Times New Roman" w:cs="Times New Roman"/>
+        </w:rPr>
+        <w:t xml:space="preserve">。</w:t>
       </w:r>
     </w:p>
     <w:p>

--- a/06-学生侧材料/讲义/结构化学/超分子化学.docx
+++ b/06-学生侧材料/讲义/结构化学/超分子化学.docx
@@ -5718,11 +5718,13 @@
             </m:e>
             <m:lim>
               <m:r>
-                <m:rPr>
-                  <m:nor/>
-                  <m:sty m:val="p"/>
-                </m:rPr>
-                <m:t>PTC</m:t>
+                <m:t>P</m:t>
+              </m:r>
+              <m:r>
+                <m:t>T</m:t>
+              </m:r>
+              <m:r>
+                <m:t>C</m:t>
               </m:r>
             </m:lim>
           </m:limUpp>

--- a/06-学生侧材料/讲义/结构化学/超分子化学.docx
+++ b/06-学生侧材料/讲义/结构化学/超分子化学.docx
@@ -13059,195 +13059,583 @@
             </w:rPr>
           </m:ctrlPr>
         </m:oMathParaPr>
-        <m:oMath/>
-      </m:oMathPara>
-    </w:p>
-    <w:p>
-      <w:pPr>
-        <w:pStyle w:val="FirstParagraph"/>
-      </w:pPr>
-      <w:r>
-        <w:rPr>
-          <w:rFonts w:ascii="Times New Roman" w:hAnsi="Times New Roman" w:eastAsia="Times New Roman" w:cs="Times New Roman"/>
-        </w:rPr>
-        <w:t xml:space="preserve">K_{macrocyclic} / K_{acyclic} = 10</w:t>
-      </w:r>
-      <w:r>
-        <w:rPr>
-          <w:rFonts w:ascii="Times New Roman" w:hAnsi="Times New Roman" w:eastAsia="Times New Roman" w:cs="Times New Roman"/>
-          <w:vertAlign w:val="superscript"/>
-        </w:rPr>
-        <w:t xml:space="preserve">2</w:t>
-      </w:r>
-      <w:r>
-        <w:rPr>
-          <w:rFonts w:ascii="Times New Roman" w:hAnsi="Times New Roman" w:eastAsia="Times New Roman" w:cs="Times New Roman"/>
-          <w:vertAlign w:val="superscript"/>
-        </w:rPr>
-        <w:t xml:space="preserve">10</w:t>
-      </w:r>
-      <w:r>
-        <w:rPr>
-          <w:rFonts w:ascii="Times New Roman" w:hAnsi="Times New Roman" w:eastAsia="Times New Roman" w:cs="Times New Roman"/>
-        </w:rPr>
-        <w:t xml:space="preserve">4</w:t>
-      </w:r>
-    </w:p>
-    <w:p>
-      <w:pPr>
-        <w:pStyle w:val="BodyText"/>
-      </w:pPr>
-      <m:oMathPara>
-        <m:oMathParaPr>
-          <m:jc m:val="center"/>
-          <m:ctrlPr>
-            <w:rPr>
-              <w:sz w:val="28"/>
-              <w:szCs w:val="28"/>
-            </w:rPr>
-          </m:ctrlPr>
-        </m:oMathParaPr>
-        <m:oMath/>
-      </m:oMathPara>
-    </w:p>
-    <w:p>
-      <w:pPr>
-        <w:pStyle w:val="FirstParagraph"/>
-      </w:pPr>
-      <w:r>
-        <w:rPr>
-          <w:rFonts w:ascii="Times New Roman" w:hAnsi="Times New Roman" w:eastAsia="Times New Roman" w:cs="Times New Roman"/>
-        </w:rPr>
-        <w:t xml:space="preserve">K_{bicyclic} / K_{monocyclic} = 10</w:t>
-      </w:r>
-      <w:r>
-        <w:rPr>
-          <w:rFonts w:ascii="Times New Roman" w:hAnsi="Times New Roman" w:eastAsia="Times New Roman" w:cs="Times New Roman"/>
-          <w:vertAlign w:val="superscript"/>
-        </w:rPr>
-        <w:t xml:space="preserve">2</w:t>
-      </w:r>
-      <w:r>
-        <w:rPr>
-          <w:rFonts w:ascii="Times New Roman" w:hAnsi="Times New Roman" w:eastAsia="Times New Roman" w:cs="Times New Roman"/>
-          <w:vertAlign w:val="superscript"/>
-        </w:rPr>
-        <w:t xml:space="preserve">10</w:t>
-      </w:r>
-      <w:r>
-        <w:rPr>
-          <w:rFonts w:ascii="Times New Roman" w:hAnsi="Times New Roman" w:eastAsia="Times New Roman" w:cs="Times New Roman"/>
-        </w:rPr>
-        <w:t xml:space="preserve">4</w:t>
-      </w:r>
-    </w:p>
-    <w:p>
-      <w:pPr>
-        <w:pStyle w:val="BodyText"/>
-      </w:pPr>
-      <m:oMathPara>
-        <m:oMathParaPr>
-          <m:jc m:val="center"/>
-          <m:ctrlPr>
-            <w:rPr>
-              <w:sz w:val="28"/>
-              <w:szCs w:val="28"/>
-            </w:rPr>
-          </m:ctrlPr>
-        </m:oMathParaPr>
-        <m:oMath/>
-      </m:oMathPara>
-    </w:p>
-    <w:p>
-      <w:pPr>
-        <w:pStyle w:val="FirstParagraph"/>
-      </w:pPr>
-      <w:r>
-        <w:rPr>
-          <w:rFonts w:ascii="Times New Roman" w:hAnsi="Times New Roman" w:eastAsia="Times New Roman" w:cs="Times New Roman"/>
-        </w:rPr>
-        <w:t xml:space="preserve">c_{eff} =</w:t>
-      </w:r>
-      <w:r>
-        <w:rPr>
-          <w:rFonts w:ascii="Times New Roman" w:hAnsi="Times New Roman" w:eastAsia="Times New Roman" w:cs="Times New Roman"/>
-        </w:rPr>
-        <w:t xml:space="preserve"> </w:t>
-      </w:r>
-      <w:r>
-        <w:rPr>
-          <w:rFonts w:ascii="Times New Roman" w:hAnsi="Times New Roman" w:eastAsia="Times New Roman" w:cs="Times New Roman"/>
-        </w:rPr>
-        <w:t xml:space="preserve"> </w:t>
-      </w:r>
-      <w:r>
-        <w:rPr>
-          <w:rFonts w:ascii="Times New Roman" w:hAnsi="Times New Roman" w:eastAsia="Times New Roman" w:cs="Times New Roman"/>
-        </w:rPr>
-        <w:t xml:space="preserve">(</w:t>
-      </w:r>
-      <w:r>
-        <w:rPr>
-          <w:rFonts w:ascii="Times New Roman" w:hAnsi="Times New Roman" w:eastAsia="Times New Roman" w:cs="Times New Roman"/>
-        </w:rPr>
-        <w:t xml:space="preserve">)</w:t>
-      </w:r>
-    </w:p>
-    <w:p>
-      <w:pPr>
-        <w:pStyle w:val="BodyText"/>
-      </w:pPr>
-      <m:oMathPara>
-        <m:oMathParaPr>
-          <m:jc m:val="center"/>
-          <m:ctrlPr>
-            <w:rPr>
-              <w:sz w:val="28"/>
-              <w:szCs w:val="28"/>
-            </w:rPr>
-          </m:ctrlPr>
-        </m:oMathParaPr>
-        <m:oMath/>
-      </m:oMathPara>
-    </w:p>
-    <w:p>
-      <w:pPr>
-        <w:pStyle w:val="FirstParagraph"/>
-      </w:pPr>
-      <w:r>
-        <w:rPr>
-          <w:rFonts w:ascii="Times New Roman" w:hAnsi="Times New Roman" w:eastAsia="Times New Roman" w:cs="Times New Roman"/>
-        </w:rPr>
-        <w:t xml:space="preserve">G = -RT</w:t>
-      </w:r>
-      <w:r>
-        <w:rPr>
-          <w:rFonts w:ascii="Times New Roman" w:hAnsi="Times New Roman" w:eastAsia="Times New Roman" w:cs="Times New Roman"/>
-        </w:rPr>
-        <w:t xml:space="preserve"> </w:t>
-      </w:r>
-      <w:r>
-        <w:rPr>
-          <w:rFonts w:ascii="Times New Roman" w:hAnsi="Times New Roman" w:eastAsia="Times New Roman" w:cs="Times New Roman"/>
-        </w:rPr>
-        <w:t xml:space="preserve">K_a</w:t>
-      </w:r>
-    </w:p>
-    <w:p>
-      <w:pPr>
-        <w:pStyle w:val="BodyText"/>
-      </w:pPr>
-      <m:oMathPara>
-        <m:oMathParaPr>
-          <m:jc m:val="center"/>
-          <m:ctrlPr>
-            <w:rPr>
-              <w:sz w:val="28"/>
-              <w:szCs w:val="28"/>
-            </w:rPr>
-          </m:ctrlPr>
-        </m:oMathParaPr>
-        <m:oMath/>
+        <m:oMath>
+          <m:eqArr>
+            <m:e>
+              <m:r>
+                <m:rPr>
+                  <m:nor/>
+                  <m:sty m:val="p"/>
+                </m:rPr>
+                <m:t>大环效应：</m:t>
+              </m:r>
+              <m:r>
+                <m:t>&amp;</m:t>
+              </m:r>
+              <m:r>
+                <m:t> </m:t>
+              </m:r>
+              <m:sSub>
+                <m:e>
+                  <m:r>
+                    <m:t>K</m:t>
+                  </m:r>
+                </m:e>
+                <m:sub>
+                  <m:r>
+                    <m:rPr>
+                      <m:sty m:val="p"/>
+                    </m:rPr>
+                    <m:t>m</m:t>
+                  </m:r>
+                  <m:r>
+                    <m:rPr>
+                      <m:sty m:val="p"/>
+                    </m:rPr>
+                    <m:t>a</m:t>
+                  </m:r>
+                  <m:r>
+                    <m:rPr>
+                      <m:sty m:val="p"/>
+                    </m:rPr>
+                    <m:t>c</m:t>
+                  </m:r>
+                  <m:r>
+                    <m:rPr>
+                      <m:sty m:val="p"/>
+                    </m:rPr>
+                    <m:t>r</m:t>
+                  </m:r>
+                  <m:r>
+                    <m:rPr>
+                      <m:sty m:val="p"/>
+                    </m:rPr>
+                    <m:t>o</m:t>
+                  </m:r>
+                  <m:r>
+                    <m:rPr>
+                      <m:sty m:val="p"/>
+                    </m:rPr>
+                    <m:t>c</m:t>
+                  </m:r>
+                  <m:r>
+                    <m:rPr>
+                      <m:sty m:val="p"/>
+                    </m:rPr>
+                    <m:t>y</m:t>
+                  </m:r>
+                  <m:r>
+                    <m:rPr>
+                      <m:sty m:val="p"/>
+                    </m:rPr>
+                    <m:t>c</m:t>
+                  </m:r>
+                  <m:r>
+                    <m:rPr>
+                      <m:sty m:val="p"/>
+                    </m:rPr>
+                    <m:t>l</m:t>
+                  </m:r>
+                  <m:r>
+                    <m:rPr>
+                      <m:sty m:val="p"/>
+                    </m:rPr>
+                    <m:t>i</m:t>
+                  </m:r>
+                  <m:r>
+                    <m:rPr>
+                      <m:sty m:val="p"/>
+                    </m:rPr>
+                    <m:t>c</m:t>
+                  </m:r>
+                </m:sub>
+              </m:sSub>
+              <m:r>
+                <m:rPr>
+                  <m:sty m:val="p"/>
+                </m:rPr>
+                <m:t>/</m:t>
+              </m:r>
+              <m:sSub>
+                <m:e>
+                  <m:r>
+                    <m:t>K</m:t>
+                  </m:r>
+                </m:e>
+                <m:sub>
+                  <m:r>
+                    <m:rPr>
+                      <m:sty m:val="p"/>
+                    </m:rPr>
+                    <m:t>a</m:t>
+                  </m:r>
+                  <m:r>
+                    <m:rPr>
+                      <m:sty m:val="p"/>
+                    </m:rPr>
+                    <m:t>c</m:t>
+                  </m:r>
+                  <m:r>
+                    <m:rPr>
+                      <m:sty m:val="p"/>
+                    </m:rPr>
+                    <m:t>y</m:t>
+                  </m:r>
+                  <m:r>
+                    <m:rPr>
+                      <m:sty m:val="p"/>
+                    </m:rPr>
+                    <m:t>c</m:t>
+                  </m:r>
+                  <m:r>
+                    <m:rPr>
+                      <m:sty m:val="p"/>
+                    </m:rPr>
+                    <m:t>l</m:t>
+                  </m:r>
+                  <m:r>
+                    <m:rPr>
+                      <m:sty m:val="p"/>
+                    </m:rPr>
+                    <m:t>i</m:t>
+                  </m:r>
+                  <m:r>
+                    <m:rPr>
+                      <m:sty m:val="p"/>
+                    </m:rPr>
+                    <m:t>c</m:t>
+                  </m:r>
+                </m:sub>
+              </m:sSub>
+              <m:r>
+                <m:rPr>
+                  <m:sty m:val="p"/>
+                </m:rPr>
+                <m:t>=</m:t>
+              </m:r>
+              <m:sSup>
+                <m:e>
+                  <m:r>
+                    <m:t>10</m:t>
+                  </m:r>
+                </m:e>
+                <m:sup>
+                  <m:r>
+                    <m:t>2</m:t>
+                  </m:r>
+                </m:sup>
+              </m:sSup>
+              <m:r>
+                <m:rPr>
+                  <m:nor/>
+                  <m:sty m:val="p"/>
+                </m:rPr>
+                <m:t>–</m:t>
+              </m:r>
+              <m:sSup>
+                <m:e>
+                  <m:r>
+                    <m:t>10</m:t>
+                  </m:r>
+                </m:e>
+                <m:sup>
+                  <m:r>
+                    <m:t>4</m:t>
+                  </m:r>
+                </m:sup>
+              </m:sSup>
+            </m:e>
+            <m:e>
+              <m:r>
+                <m:rPr>
+                  <m:nor/>
+                  <m:sty m:val="p"/>
+                </m:rPr>
+                <m:t>大二环效应：</m:t>
+              </m:r>
+              <m:r>
+                <m:t>&amp;</m:t>
+              </m:r>
+              <m:r>
+                <m:t> </m:t>
+              </m:r>
+              <m:sSub>
+                <m:e>
+                  <m:r>
+                    <m:t>K</m:t>
+                  </m:r>
+                </m:e>
+                <m:sub>
+                  <m:r>
+                    <m:rPr>
+                      <m:sty m:val="p"/>
+                    </m:rPr>
+                    <m:t>b</m:t>
+                  </m:r>
+                  <m:r>
+                    <m:rPr>
+                      <m:sty m:val="p"/>
+                    </m:rPr>
+                    <m:t>i</m:t>
+                  </m:r>
+                  <m:r>
+                    <m:rPr>
+                      <m:sty m:val="p"/>
+                    </m:rPr>
+                    <m:t>c</m:t>
+                  </m:r>
+                  <m:r>
+                    <m:rPr>
+                      <m:sty m:val="p"/>
+                    </m:rPr>
+                    <m:t>y</m:t>
+                  </m:r>
+                  <m:r>
+                    <m:rPr>
+                      <m:sty m:val="p"/>
+                    </m:rPr>
+                    <m:t>c</m:t>
+                  </m:r>
+                  <m:r>
+                    <m:rPr>
+                      <m:sty m:val="p"/>
+                    </m:rPr>
+                    <m:t>l</m:t>
+                  </m:r>
+                  <m:r>
+                    <m:rPr>
+                      <m:sty m:val="p"/>
+                    </m:rPr>
+                    <m:t>i</m:t>
+                  </m:r>
+                  <m:r>
+                    <m:rPr>
+                      <m:sty m:val="p"/>
+                    </m:rPr>
+                    <m:t>c</m:t>
+                  </m:r>
+                </m:sub>
+              </m:sSub>
+              <m:r>
+                <m:rPr>
+                  <m:sty m:val="p"/>
+                </m:rPr>
+                <m:t>/</m:t>
+              </m:r>
+              <m:sSub>
+                <m:e>
+                  <m:r>
+                    <m:t>K</m:t>
+                  </m:r>
+                </m:e>
+                <m:sub>
+                  <m:r>
+                    <m:rPr>
+                      <m:sty m:val="p"/>
+                    </m:rPr>
+                    <m:t>m</m:t>
+                  </m:r>
+                  <m:r>
+                    <m:rPr>
+                      <m:sty m:val="p"/>
+                    </m:rPr>
+                    <m:t>o</m:t>
+                  </m:r>
+                  <m:r>
+                    <m:rPr>
+                      <m:sty m:val="p"/>
+                    </m:rPr>
+                    <m:t>n</m:t>
+                  </m:r>
+                  <m:r>
+                    <m:rPr>
+                      <m:sty m:val="p"/>
+                    </m:rPr>
+                    <m:t>o</m:t>
+                  </m:r>
+                  <m:r>
+                    <m:rPr>
+                      <m:sty m:val="p"/>
+                    </m:rPr>
+                    <m:t>c</m:t>
+                  </m:r>
+                  <m:r>
+                    <m:rPr>
+                      <m:sty m:val="p"/>
+                    </m:rPr>
+                    <m:t>y</m:t>
+                  </m:r>
+                  <m:r>
+                    <m:rPr>
+                      <m:sty m:val="p"/>
+                    </m:rPr>
+                    <m:t>c</m:t>
+                  </m:r>
+                  <m:r>
+                    <m:rPr>
+                      <m:sty m:val="p"/>
+                    </m:rPr>
+                    <m:t>l</m:t>
+                  </m:r>
+                  <m:r>
+                    <m:rPr>
+                      <m:sty m:val="p"/>
+                    </m:rPr>
+                    <m:t>i</m:t>
+                  </m:r>
+                  <m:r>
+                    <m:rPr>
+                      <m:sty m:val="p"/>
+                    </m:rPr>
+                    <m:t>c</m:t>
+                  </m:r>
+                </m:sub>
+              </m:sSub>
+              <m:r>
+                <m:rPr>
+                  <m:sty m:val="p"/>
+                </m:rPr>
+                <m:t>=</m:t>
+              </m:r>
+              <m:sSup>
+                <m:e>
+                  <m:r>
+                    <m:t>10</m:t>
+                  </m:r>
+                </m:e>
+                <m:sup>
+                  <m:r>
+                    <m:t>2</m:t>
+                  </m:r>
+                </m:sup>
+              </m:sSup>
+              <m:r>
+                <m:rPr>
+                  <m:nor/>
+                  <m:sty m:val="p"/>
+                </m:rPr>
+                <m:t>–</m:t>
+              </m:r>
+              <m:sSup>
+                <m:e>
+                  <m:r>
+                    <m:t>10</m:t>
+                  </m:r>
+                </m:e>
+                <m:sup>
+                  <m:r>
+                    <m:t>4</m:t>
+                  </m:r>
+                </m:sup>
+              </m:sSup>
+            </m:e>
+            <m:e>
+              <m:r>
+                <m:rPr>
+                  <m:nor/>
+                  <m:sty m:val="p"/>
+                </m:rPr>
+                <m:t>有效浓度：</m:t>
+              </m:r>
+              <m:r>
+                <m:t>&amp;</m:t>
+              </m:r>
+              <m:r>
+                <m:t> </m:t>
+              </m:r>
+              <m:sSub>
+                <m:e>
+                  <m:r>
+                    <m:t>c</m:t>
+                  </m:r>
+                </m:e>
+                <m:sub>
+                  <m:r>
+                    <m:rPr>
+                      <m:sty m:val="p"/>
+                    </m:rPr>
+                    <m:t>e</m:t>
+                  </m:r>
+                  <m:r>
+                    <m:rPr>
+                      <m:sty m:val="p"/>
+                    </m:rPr>
+                    <m:t>f</m:t>
+                  </m:r>
+                  <m:r>
+                    <m:rPr>
+                      <m:sty m:val="p"/>
+                    </m:rPr>
+                    <m:t>f</m:t>
+                  </m:r>
+                </m:sub>
+              </m:sSub>
+              <m:r>
+                <m:rPr>
+                  <m:sty m:val="p"/>
+                </m:rPr>
+                <m:t>=</m:t>
+              </m:r>
+              <m:f>
+                <m:fPr>
+                  <m:type m:val="bar"/>
+                </m:fPr>
+                <m:num>
+                  <m:r>
+                    <m:t>1000</m:t>
+                  </m:r>
+                </m:num>
+                <m:den>
+                  <m:sSub>
+                    <m:e>
+                      <m:r>
+                        <m:t>N</m:t>
+                      </m:r>
+                    </m:e>
+                    <m:sub>
+                      <m:r>
+                        <m:t>A</m:t>
+                      </m:r>
+                    </m:sub>
+                  </m:sSub>
+                  <m:r>
+                    <m:rPr>
+                      <m:sty m:val="p"/>
+                    </m:rPr>
+                    <m:t>⋅</m:t>
+                  </m:r>
+                  <m:sSub>
+                    <m:e>
+                      <m:r>
+                        <m:t>V</m:t>
+                      </m:r>
+                    </m:e>
+                    <m:sub>
+                      <m:r>
+                        <m:rPr>
+                          <m:sty m:val="p"/>
+                        </m:rPr>
+                        <m:t>c</m:t>
+                      </m:r>
+                      <m:r>
+                        <m:rPr>
+                          <m:sty m:val="p"/>
+                        </m:rPr>
+                        <m:t>a</m:t>
+                      </m:r>
+                      <m:r>
+                        <m:rPr>
+                          <m:sty m:val="p"/>
+                        </m:rPr>
+                        <m:t>v</m:t>
+                      </m:r>
+                      <m:r>
+                        <m:rPr>
+                          <m:sty m:val="p"/>
+                        </m:rPr>
+                        <m:t>i</m:t>
+                      </m:r>
+                      <m:r>
+                        <m:rPr>
+                          <m:sty m:val="p"/>
+                        </m:rPr>
+                        <m:t>t</m:t>
+                      </m:r>
+                      <m:r>
+                        <m:rPr>
+                          <m:sty m:val="p"/>
+                        </m:rPr>
+                        <m:t>y</m:t>
+                      </m:r>
+                    </m:sub>
+                  </m:sSub>
+                </m:den>
+              </m:f>
+              <m:r>
+                <m:t> </m:t>
+              </m:r>
+              <m:r>
+                <m:rPr>
+                  <m:sty m:val="p"/>
+                </m:rPr>
+                <m:t>(</m:t>
+              </m:r>
+              <m:r>
+                <m:rPr>
+                  <m:nor/>
+                  <m:sty m:val="p"/>
+                </m:rPr>
+                <m:t>单位：mol/L</m:t>
+              </m:r>
+              <m:r>
+                <m:rPr>
+                  <m:sty m:val="p"/>
+                </m:rPr>
+                <m:t>)</m:t>
+              </m:r>
+            </m:e>
+            <m:e>
+              <m:r>
+                <m:rPr>
+                  <m:nor/>
+                  <m:sty m:val="p"/>
+                </m:rPr>
+                <m:t>结合自由能：</m:t>
+              </m:r>
+              <m:r>
+                <m:t>&amp;</m:t>
+              </m:r>
+              <m:r>
+                <m:t> </m:t>
+              </m:r>
+              <m:r>
+                <m:rPr>
+                  <m:sty m:val="p"/>
+                </m:rPr>
+                <m:t>Δ</m:t>
+              </m:r>
+              <m:r>
+                <m:t>G</m:t>
+              </m:r>
+              <m:r>
+                <m:rPr>
+                  <m:sty m:val="p"/>
+                </m:rPr>
+                <m:t>=</m:t>
+              </m:r>
+              <m:r>
+                <m:rPr>
+                  <m:sty m:val="p"/>
+                </m:rPr>
+                <m:t>−</m:t>
+              </m:r>
+              <m:r>
+                <m:t>R</m:t>
+              </m:r>
+              <m:r>
+                <m:t>T</m:t>
+              </m:r>
+              <m:r>
+                <m:rPr>
+                  <m:sty m:val="p"/>
+                </m:rPr>
+                <m:t>ln</m:t>
+              </m:r>
+              <m:sSub>
+                <m:e>
+                  <m:r>
+                    <m:t>K</m:t>
+                  </m:r>
+                </m:e>
+                <m:sub>
+                  <m:r>
+                    <m:t>a</m:t>
+                  </m:r>
+                </m:sub>
+              </m:sSub>
+            </m:e>
+          </m:eqArr>
+        </m:oMath>
       </m:oMathPara>
     </w:p>
     <w:p>

--- a/06-学生侧材料/讲义/结构化学/超分子化学.docx
+++ b/06-学生侧材料/讲义/结构化学/超分子化学.docx
@@ -26361,7 +26361,7 @@
     <ns0:name ns0:val="Verbatim Char"/>
     <ns0:basedOn ns0:val="BodyTextChar"/>
     <ns0:rPr>
-      <ns0:rFonts ns0:ascii="Times New Roman" ns0:cs="Times New Roman" ns0:eastAsia="FangSong" ns0:hAnsi="Times New Roman"/>
+      <ns0:rFonts ns0:ascii="SimSun" ns0:hAnsi="SimSun" ns0:eastAsia="SimSun" ns0:cs="SimSun"/>
       <ns0:b ns0:val="0"/>
       <ns0:sz ns0:val="20"/>
     </ns0:rPr>
@@ -26415,7 +26415,7 @@
       <w:wordWrap w:val="off"/>
     </w:pPr>
     <ns0:rPr>
-      <w:rFonts ns0:ascii="Times New Roman" ns0:hAnsi="Times New Roman" ns0:eastAsia="FangSong" ns0:cs="Times New Roman"/>
+      <w:rFonts w:ascii="SimSun" w:hAnsi="SimSun" w:eastAsia="SimSun" w:cs="SimSun"/>
     </ns0:rPr>
   </w:style>
   <w:style w:type="character" w:customStyle="1" w:styleId="KeywordTok">
